--- a/PKSS/PR8.docx
+++ b/PKSS/PR8.docx
@@ -1,6 +1,6 @@
 
 <file path=word/document.xml><?xml version="1.0" encoding="utf-8"?>
-<w:document xmlns:wpc="http://schemas.microsoft.com/office/word/2010/wordprocessingCanvas" xmlns:cx="http://schemas.microsoft.com/office/drawing/2014/chartex" xmlns:cx1="http://schemas.microsoft.com/office/drawing/2015/9/8/chartex" xmlns:cx2="http://schemas.microsoft.com/office/drawing/2015/10/21/chartex" xmlns:cx3="http://schemas.microsoft.com/office/drawing/2016/5/9/chartex" xmlns:cx4="http://schemas.microsoft.com/office/drawing/2016/5/10/chartex" xmlns:cx5="http://schemas.microsoft.com/office/drawing/2016/5/11/chartex" xmlns:cx6="http://schemas.microsoft.com/office/drawing/2016/5/12/chartex" xmlns:cx7="http://schemas.microsoft.com/office/drawing/2016/5/13/chartex" xmlns:cx8="http://schemas.microsoft.com/office/drawing/2016/5/14/chartex" xmlns:mc="http://schemas.openxmlformats.org/markup-compatibility/2006" xmlns:aink="http://schemas.microsoft.com/office/drawing/2016/ink" xmlns:am3d="http://schemas.microsoft.com/office/drawing/2017/model3d" xmlns:o="urn:schemas-microsoft-com:office:office" xmlns:oel="http://schemas.microsoft.com/office/2019/extlst" xmlns:r="http://schemas.openxmlformats.org/officeDocument/2006/relationships" xmlns:m="http://schemas.openxmlformats.org/officeDocument/2006/math" xmlns:v="urn:schemas-microsoft-com:vml" xmlns:wp14="http://schemas.microsoft.com/office/word/2010/wordprocessingDrawing" xmlns:wp="http://schemas.openxmlformats.org/drawingml/2006/wordprocessingDrawing" xmlns:w10="urn:schemas-microsoft-com:office:word" xmlns:w="http://schemas.openxmlformats.org/wordprocessingml/2006/main" xmlns:w14="http://schemas.microsoft.com/office/word/2010/wordml" xmlns:w15="http://schemas.microsoft.com/office/word/2012/wordml" xmlns:w16cex="http://schemas.microsoft.com/office/word/2018/wordml/cex" xmlns:w16cid="http://schemas.microsoft.com/office/word/2016/wordml/cid" xmlns:w16="http://schemas.microsoft.com/office/word/2018/wordml" xmlns:w16sdtdh="http://schemas.microsoft.com/office/word/2020/wordml/sdtdatahash" xmlns:w16se="http://schemas.microsoft.com/office/word/2015/wordml/symex" xmlns:wpg="http://schemas.microsoft.com/office/word/2010/wordprocessingGroup" xmlns:wpi="http://schemas.microsoft.com/office/word/2010/wordprocessingInk" xmlns:wne="http://schemas.microsoft.com/office/word/2006/wordml" xmlns:wps="http://schemas.microsoft.com/office/word/2010/wordprocessingShape" mc:Ignorable="w14 w15 w16se w16cid w16 w16cex w16sdtdh wp14">
+<w:document xmlns:wpc="http://schemas.microsoft.com/office/word/2010/wordprocessingCanvas" xmlns:cx="http://schemas.microsoft.com/office/drawing/2014/chartex" xmlns:cx1="http://schemas.microsoft.com/office/drawing/2015/9/8/chartex" xmlns:cx2="http://schemas.microsoft.com/office/drawing/2015/10/21/chartex" xmlns:cx3="http://schemas.microsoft.com/office/drawing/2016/5/9/chartex" xmlns:cx4="http://schemas.microsoft.com/office/drawing/2016/5/10/chartex" xmlns:cx5="http://schemas.microsoft.com/office/drawing/2016/5/11/chartex" xmlns:cx6="http://schemas.microsoft.com/office/drawing/2016/5/12/chartex" xmlns:cx7="http://schemas.microsoft.com/office/drawing/2016/5/13/chartex" xmlns:cx8="http://schemas.microsoft.com/office/drawing/2016/5/14/chartex" xmlns:mc="http://schemas.openxmlformats.org/markup-compatibility/2006" xmlns:aink="http://schemas.microsoft.com/office/drawing/2016/ink" xmlns:am3d="http://schemas.microsoft.com/office/drawing/2017/model3d" xmlns:o="urn:schemas-microsoft-com:office:office" xmlns:oel="http://schemas.microsoft.com/office/2019/extlst" xmlns:r="http://schemas.openxmlformats.org/officeDocument/2006/relationships" xmlns:m="http://schemas.openxmlformats.org/officeDocument/2006/math" xmlns:v="urn:schemas-microsoft-com:vml" xmlns:wp14="http://schemas.microsoft.com/office/word/2010/wordprocessingDrawing" xmlns:wp="http://schemas.openxmlformats.org/drawingml/2006/wordprocessingDrawing" xmlns:w10="urn:schemas-microsoft-com:office:word" xmlns:w="http://schemas.openxmlformats.org/wordprocessingml/2006/main" xmlns:w14="http://schemas.microsoft.com/office/word/2010/wordml" xmlns:w15="http://schemas.microsoft.com/office/word/2012/wordml" xmlns:w16cex="http://schemas.microsoft.com/office/word/2018/wordml/cex" xmlns:w16cid="http://schemas.microsoft.com/office/word/2016/wordml/cid" xmlns:w16="http://schemas.microsoft.com/office/word/2018/wordml" xmlns:w16du="http://schemas.microsoft.com/office/word/2023/wordml/word16du" xmlns:w16sdtdh="http://schemas.microsoft.com/office/word/2020/wordml/sdtdatahash" xmlns:w16sdtfl="http://schemas.microsoft.com/office/word/2024/wordml/sdtformatlock" xmlns:w16se="http://schemas.microsoft.com/office/word/2015/wordml/symex" xmlns:wpg="http://schemas.microsoft.com/office/word/2010/wordprocessingGroup" xmlns:wpi="http://schemas.microsoft.com/office/word/2010/wordprocessingInk" xmlns:wne="http://schemas.microsoft.com/office/word/2006/wordml" xmlns:wps="http://schemas.microsoft.com/office/word/2010/wordprocessingShape" mc:Ignorable="w14 w15 w16se w16cid w16 w16cex w16sdtdh w16sdtfl w16du wp14">
   <w:body>
     <w:p>
       <w:pPr>
@@ -241,20 +241,9 @@
                 <w:lang w:eastAsia="ru-RU"/>
                 <w14:ligatures w14:val="none"/>
               </w:rPr>
-              <w:t xml:space="preserve">«МИРЭА </w:t>
-            </w:r>
-            <w:r>
-              <w:rPr>
-                <w:rFonts w:ascii="Times New Roman" w:eastAsia="Times New Roman" w:hAnsi="Times New Roman" w:cs="Times New Roman"/>
-                <w:color w:val="000000"/>
-                <w:kern w:val="36"/>
-                <w:sz w:val="28"/>
-                <w:szCs w:val="28"/>
-                <w:lang w:eastAsia="ru-RU"/>
-                <w14:ligatures w14:val="none"/>
-              </w:rPr>
-              <w:t xml:space="preserve"> </w:t>
-            </w:r>
+              <w:t>«</w:t>
+            </w:r>
+            <w:proofErr w:type="gramStart"/>
             <w:r>
               <w:rPr>
                 <w:rFonts w:ascii="Times New Roman" w:eastAsia="Times New Roman" w:hAnsi="Times New Roman" w:cs="Times New Roman"/>
@@ -267,7 +256,48 @@
                 <w:lang w:eastAsia="ru-RU"/>
                 <w14:ligatures w14:val="none"/>
               </w:rPr>
-              <w:t>Российский технологический университет»</w:t>
+              <w:t xml:space="preserve">МИРЭА </w:t>
+            </w:r>
+            <w:r>
+              <w:rPr>
+                <w:rFonts w:ascii="Times New Roman" w:eastAsia="Times New Roman" w:hAnsi="Times New Roman" w:cs="Times New Roman"/>
+                <w:color w:val="000000"/>
+                <w:kern w:val="36"/>
+                <w:sz w:val="28"/>
+                <w:szCs w:val="28"/>
+                <w:lang w:eastAsia="ru-RU"/>
+                <w14:ligatures w14:val="none"/>
+              </w:rPr>
+              <w:t xml:space="preserve"> </w:t>
+            </w:r>
+            <w:r>
+              <w:rPr>
+                <w:rFonts w:ascii="Times New Roman" w:eastAsia="Times New Roman" w:hAnsi="Times New Roman" w:cs="Times New Roman"/>
+                <w:b/>
+                <w:bCs/>
+                <w:color w:val="000000"/>
+                <w:kern w:val="36"/>
+                <w:sz w:val="28"/>
+                <w:szCs w:val="28"/>
+                <w:lang w:eastAsia="ru-RU"/>
+                <w14:ligatures w14:val="none"/>
+              </w:rPr>
+              <w:t>Российский</w:t>
+            </w:r>
+            <w:proofErr w:type="gramEnd"/>
+            <w:r>
+              <w:rPr>
+                <w:rFonts w:ascii="Times New Roman" w:eastAsia="Times New Roman" w:hAnsi="Times New Roman" w:cs="Times New Roman"/>
+                <w:b/>
+                <w:bCs/>
+                <w:color w:val="000000"/>
+                <w:kern w:val="36"/>
+                <w:sz w:val="28"/>
+                <w:szCs w:val="28"/>
+                <w:lang w:eastAsia="ru-RU"/>
+                <w14:ligatures w14:val="none"/>
+              </w:rPr>
+              <w:t xml:space="preserve"> технологический университет»</w:t>
             </w:r>
           </w:p>
           <w:p>
@@ -575,8 +605,9 @@
                 <w:lang w:eastAsia="zh-CN" w:bidi="hi-IN"/>
                 <w14:ligatures w14:val="none"/>
               </w:rPr>
-              <w:t>Проектирование клиент</w:t>
-            </w:r>
+              <w:t xml:space="preserve">Проектирование </w:t>
+            </w:r>
+            <w:proofErr w:type="gramStart"/>
             <w:r>
               <w:rPr>
                 <w:rFonts w:ascii="Times New Roman" w:eastAsia="Droid Sans Fallback" w:hAnsi="Times New Roman" w:cs="Times New Roman"/>
@@ -585,6 +616,16 @@
                 <w:lang w:eastAsia="zh-CN" w:bidi="hi-IN"/>
                 <w14:ligatures w14:val="none"/>
               </w:rPr>
+              <w:t>клиент</w:t>
+            </w:r>
+            <w:r>
+              <w:rPr>
+                <w:rFonts w:ascii="Times New Roman" w:eastAsia="Droid Sans Fallback" w:hAnsi="Times New Roman" w:cs="Times New Roman"/>
+                <w:sz w:val="28"/>
+                <w:szCs w:val="28"/>
+                <w:lang w:eastAsia="zh-CN" w:bidi="hi-IN"/>
+                <w14:ligatures w14:val="none"/>
+              </w:rPr>
               <w:t xml:space="preserve"> </w:t>
             </w:r>
             <w:r>
@@ -605,7 +646,18 @@
                 <w:lang w:eastAsia="zh-CN" w:bidi="hi-IN"/>
                 <w14:ligatures w14:val="none"/>
               </w:rPr>
-              <w:t>серверных систем</w:t>
+              <w:t>серверных</w:t>
+            </w:r>
+            <w:proofErr w:type="gramEnd"/>
+            <w:r>
+              <w:rPr>
+                <w:rFonts w:ascii="Times New Roman" w:eastAsia="Droid Sans Fallback" w:hAnsi="Times New Roman" w:cs="Times New Roman"/>
+                <w:sz w:val="28"/>
+                <w:szCs w:val="28"/>
+                <w:lang w:eastAsia="zh-CN" w:bidi="hi-IN"/>
+                <w14:ligatures w14:val="none"/>
+              </w:rPr>
+              <w:t xml:space="preserve"> систем</w:t>
             </w:r>
             <w:r>
               <w:rPr>
@@ -720,7 +772,55 @@
                 <w:lang w:eastAsia="ru-RU"/>
                 <w14:ligatures w14:val="none"/>
               </w:rPr>
-              <w:t>Выполнил: студент группы ИКБО3322</w:t>
+              <w:t>Выполнил: студент группы ИКБО</w:t>
+            </w:r>
+            <w:r>
+              <w:rPr>
+                <w:rFonts w:ascii="Times New Roman" w:eastAsia="Times New Roman" w:hAnsi="Times New Roman" w:cs="Times New Roman"/>
+                <w:color w:val="000000"/>
+                <w:kern w:val="0"/>
+                <w:sz w:val="28"/>
+                <w:szCs w:val="28"/>
+                <w:lang w:eastAsia="ru-RU"/>
+                <w14:ligatures w14:val="none"/>
+              </w:rPr>
+              <w:t>-</w:t>
+            </w:r>
+            <w:r>
+              <w:rPr>
+                <w:rFonts w:ascii="Times New Roman" w:eastAsia="Times New Roman" w:hAnsi="Times New Roman" w:cs="Times New Roman"/>
+                <w:color w:val="000000"/>
+                <w:kern w:val="0"/>
+                <w:sz w:val="28"/>
+                <w:szCs w:val="28"/>
+                <w:lang w:eastAsia="ru-RU"/>
+                <w14:ligatures w14:val="none"/>
+              </w:rPr>
+              <w:t>33</w:t>
+            </w:r>
+            <w:r>
+              <w:rPr>
+                <w:rFonts w:ascii="Times New Roman" w:eastAsia="Times New Roman" w:hAnsi="Times New Roman" w:cs="Times New Roman"/>
+                <w:color w:val="000000"/>
+                <w:kern w:val="0"/>
+                <w:sz w:val="28"/>
+                <w:szCs w:val="28"/>
+                <w:lang w:eastAsia="ru-RU"/>
+                <w14:ligatures w14:val="none"/>
+              </w:rPr>
+              <w:t>-</w:t>
+            </w:r>
+            <w:r>
+              <w:rPr>
+                <w:rFonts w:ascii="Times New Roman" w:eastAsia="Times New Roman" w:hAnsi="Times New Roman" w:cs="Times New Roman"/>
+                <w:color w:val="000000"/>
+                <w:kern w:val="0"/>
+                <w:sz w:val="28"/>
+                <w:szCs w:val="28"/>
+                <w:lang w:eastAsia="ru-RU"/>
+                <w14:ligatures w14:val="none"/>
+              </w:rPr>
+              <w:t>22</w:t>
             </w:r>
           </w:p>
         </w:tc>
@@ -1081,8 +1181,9 @@
           <w:lang w:eastAsia="ru-RU"/>
           <w14:ligatures w14:val="none"/>
         </w:rPr>
-        <w:t>Практическая работа выполнена «</w:t>
-      </w:r>
+        <w:t xml:space="preserve">Практическая работа выполнена </w:t>
+      </w:r>
+      <w:proofErr w:type="gramStart"/>
       <w:r>
         <w:rPr>
           <w:rFonts w:ascii="Times New Roman" w:eastAsia="Times New Roman" w:hAnsi="Times New Roman" w:cs="Times New Roman"/>
@@ -1090,12 +1191,25 @@
           <w:kern w:val="0"/>
           <w:sz w:val="28"/>
           <w:szCs w:val="28"/>
+          <w:lang w:eastAsia="ru-RU"/>
+          <w14:ligatures w14:val="none"/>
+        </w:rPr>
+        <w:t>«</w:t>
+      </w:r>
+      <w:r>
+        <w:rPr>
+          <w:rFonts w:ascii="Times New Roman" w:eastAsia="Times New Roman" w:hAnsi="Times New Roman" w:cs="Times New Roman"/>
+          <w:color w:val="000000"/>
+          <w:kern w:val="0"/>
+          <w:sz w:val="28"/>
+          <w:szCs w:val="28"/>
           <w:u w:val="single"/>
           <w:lang w:eastAsia="ru-RU"/>
           <w14:ligatures w14:val="none"/>
         </w:rPr>
-        <w:t xml:space="preserve">     </w:t>
-      </w:r>
+        <w:t xml:space="preserve">  </w:t>
+      </w:r>
+      <w:proofErr w:type="gramEnd"/>
       <w:r>
         <w:rPr>
           <w:rFonts w:ascii="Times New Roman" w:eastAsia="Times New Roman" w:hAnsi="Times New Roman" w:cs="Times New Roman"/>
@@ -1103,10 +1217,50 @@
           <w:kern w:val="0"/>
           <w:sz w:val="28"/>
           <w:szCs w:val="28"/>
+          <w:u w:val="single"/>
           <w:lang w:eastAsia="ru-RU"/>
           <w14:ligatures w14:val="none"/>
         </w:rPr>
-        <w:t xml:space="preserve">» </w:t>
+        <w:t xml:space="preserve"> </w:t>
+      </w:r>
+      <w:proofErr w:type="gramStart"/>
+      <w:r>
+        <w:rPr>
+          <w:rFonts w:ascii="Times New Roman" w:eastAsia="Times New Roman" w:hAnsi="Times New Roman" w:cs="Times New Roman"/>
+          <w:color w:val="000000"/>
+          <w:kern w:val="0"/>
+          <w:sz w:val="28"/>
+          <w:szCs w:val="28"/>
+          <w:u w:val="single"/>
+          <w:lang w:eastAsia="ru-RU"/>
+          <w14:ligatures w14:val="none"/>
+        </w:rPr>
+        <w:t xml:space="preserve">  </w:t>
+      </w:r>
+      <w:r>
+        <w:rPr>
+          <w:rFonts w:ascii="Times New Roman" w:eastAsia="Times New Roman" w:hAnsi="Times New Roman" w:cs="Times New Roman"/>
+          <w:color w:val="000000"/>
+          <w:kern w:val="0"/>
+          <w:sz w:val="28"/>
+          <w:szCs w:val="28"/>
+          <w:lang w:eastAsia="ru-RU"/>
+          <w14:ligatures w14:val="none"/>
+        </w:rPr>
+        <w:t>»</w:t>
+      </w:r>
+      <w:proofErr w:type="gramEnd"/>
+      <w:r>
+        <w:rPr>
+          <w:rFonts w:ascii="Times New Roman" w:eastAsia="Times New Roman" w:hAnsi="Times New Roman" w:cs="Times New Roman"/>
+          <w:color w:val="000000"/>
+          <w:kern w:val="0"/>
+          <w:sz w:val="28"/>
+          <w:szCs w:val="28"/>
+          <w:lang w:eastAsia="ru-RU"/>
+          <w14:ligatures w14:val="none"/>
+        </w:rPr>
+        <w:t xml:space="preserve"> </w:t>
       </w:r>
       <w:r>
         <w:rPr>
@@ -1192,8 +1346,9 @@
           <w:lang w:eastAsia="ru-RU"/>
           <w14:ligatures w14:val="none"/>
         </w:rPr>
-        <w:t>Зачтено «</w:t>
-      </w:r>
+        <w:t xml:space="preserve">Зачтено </w:t>
+      </w:r>
+      <w:proofErr w:type="gramStart"/>
       <w:r>
         <w:rPr>
           <w:rFonts w:ascii="Times New Roman" w:eastAsia="Times New Roman" w:hAnsi="Times New Roman" w:cs="Times New Roman"/>
@@ -1201,12 +1356,25 @@
           <w:kern w:val="0"/>
           <w:sz w:val="28"/>
           <w:szCs w:val="28"/>
+          <w:lang w:eastAsia="ru-RU"/>
+          <w14:ligatures w14:val="none"/>
+        </w:rPr>
+        <w:t>«</w:t>
+      </w:r>
+      <w:r>
+        <w:rPr>
+          <w:rFonts w:ascii="Times New Roman" w:eastAsia="Times New Roman" w:hAnsi="Times New Roman" w:cs="Times New Roman"/>
+          <w:color w:val="000000"/>
+          <w:kern w:val="0"/>
+          <w:sz w:val="28"/>
+          <w:szCs w:val="28"/>
           <w:u w:val="single"/>
           <w:lang w:eastAsia="ru-RU"/>
           <w14:ligatures w14:val="none"/>
         </w:rPr>
-        <w:t xml:space="preserve">     </w:t>
-      </w:r>
+        <w:t xml:space="preserve">  </w:t>
+      </w:r>
+      <w:proofErr w:type="gramEnd"/>
       <w:r>
         <w:rPr>
           <w:rFonts w:ascii="Times New Roman" w:eastAsia="Times New Roman" w:hAnsi="Times New Roman" w:cs="Times New Roman"/>
@@ -1214,10 +1382,50 @@
           <w:kern w:val="0"/>
           <w:sz w:val="28"/>
           <w:szCs w:val="28"/>
+          <w:u w:val="single"/>
           <w:lang w:eastAsia="ru-RU"/>
           <w14:ligatures w14:val="none"/>
         </w:rPr>
-        <w:t xml:space="preserve">» </w:t>
+        <w:t xml:space="preserve"> </w:t>
+      </w:r>
+      <w:proofErr w:type="gramStart"/>
+      <w:r>
+        <w:rPr>
+          <w:rFonts w:ascii="Times New Roman" w:eastAsia="Times New Roman" w:hAnsi="Times New Roman" w:cs="Times New Roman"/>
+          <w:color w:val="000000"/>
+          <w:kern w:val="0"/>
+          <w:sz w:val="28"/>
+          <w:szCs w:val="28"/>
+          <w:u w:val="single"/>
+          <w:lang w:eastAsia="ru-RU"/>
+          <w14:ligatures w14:val="none"/>
+        </w:rPr>
+        <w:t xml:space="preserve">  </w:t>
+      </w:r>
+      <w:r>
+        <w:rPr>
+          <w:rFonts w:ascii="Times New Roman" w:eastAsia="Times New Roman" w:hAnsi="Times New Roman" w:cs="Times New Roman"/>
+          <w:color w:val="000000"/>
+          <w:kern w:val="0"/>
+          <w:sz w:val="28"/>
+          <w:szCs w:val="28"/>
+          <w:lang w:eastAsia="ru-RU"/>
+          <w14:ligatures w14:val="none"/>
+        </w:rPr>
+        <w:t>»</w:t>
+      </w:r>
+      <w:proofErr w:type="gramEnd"/>
+      <w:r>
+        <w:rPr>
+          <w:rFonts w:ascii="Times New Roman" w:eastAsia="Times New Roman" w:hAnsi="Times New Roman" w:cs="Times New Roman"/>
+          <w:color w:val="000000"/>
+          <w:kern w:val="0"/>
+          <w:sz w:val="28"/>
+          <w:szCs w:val="28"/>
+          <w:lang w:eastAsia="ru-RU"/>
+          <w14:ligatures w14:val="none"/>
+        </w:rPr>
+        <w:t xml:space="preserve"> </w:t>
       </w:r>
       <w:r>
         <w:rPr>
@@ -1748,11 +1956,19 @@
               <w:t>uuid</w:t>
             </w:r>
             <w:proofErr w:type="spellEnd"/>
-            <w:r>
-              <w:rPr>
-                <w:rFonts w:asciiTheme="majorHAnsi" w:hAnsiTheme="majorHAnsi" w:cstheme="majorHAnsi"/>
-              </w:rPr>
-              <w:t xml:space="preserve">",                 // </w:t>
+            <w:proofErr w:type="gramStart"/>
+            <w:r>
+              <w:rPr>
+                <w:rFonts w:asciiTheme="majorHAnsi" w:hAnsiTheme="majorHAnsi" w:cstheme="majorHAnsi"/>
+              </w:rPr>
+              <w:t xml:space="preserve">",   </w:t>
+            </w:r>
+            <w:proofErr w:type="gramEnd"/>
+            <w:r>
+              <w:rPr>
+                <w:rFonts w:asciiTheme="majorHAnsi" w:hAnsiTheme="majorHAnsi" w:cstheme="majorHAnsi"/>
+              </w:rPr>
+              <w:t xml:space="preserve">              // </w:t>
             </w:r>
             <w:proofErr w:type="spellStart"/>
             <w:r>
@@ -1798,11 +2014,19 @@
               <w:t>string</w:t>
             </w:r>
             <w:proofErr w:type="spellEnd"/>
-            <w:r>
-              <w:rPr>
-                <w:rFonts w:asciiTheme="majorHAnsi" w:hAnsiTheme="majorHAnsi" w:cstheme="majorHAnsi"/>
-              </w:rPr>
-              <w:t xml:space="preserve">",             // </w:t>
+            <w:proofErr w:type="gramStart"/>
+            <w:r>
+              <w:rPr>
+                <w:rFonts w:asciiTheme="majorHAnsi" w:hAnsiTheme="majorHAnsi" w:cstheme="majorHAnsi"/>
+              </w:rPr>
+              <w:t xml:space="preserve">",   </w:t>
+            </w:r>
+            <w:proofErr w:type="gramEnd"/>
+            <w:r>
+              <w:rPr>
+                <w:rFonts w:asciiTheme="majorHAnsi" w:hAnsiTheme="majorHAnsi" w:cstheme="majorHAnsi"/>
+              </w:rPr>
+              <w:t xml:space="preserve">          // </w:t>
             </w:r>
             <w:proofErr w:type="spellStart"/>
             <w:r>
@@ -1837,12 +2061,21 @@
               <w:t>consumable|skin</w:t>
             </w:r>
             <w:proofErr w:type="spellEnd"/>
+            <w:proofErr w:type="gramStart"/>
             <w:r>
               <w:rPr>
                 <w:rFonts w:asciiTheme="majorHAnsi" w:hAnsiTheme="majorHAnsi" w:cstheme="majorHAnsi"/>
                 <w:lang w:val="en-US"/>
               </w:rPr>
-              <w:t>",    // required (</w:t>
+              <w:t xml:space="preserve">",   </w:t>
+            </w:r>
+            <w:proofErr w:type="gramEnd"/>
+            <w:r>
+              <w:rPr>
+                <w:rFonts w:asciiTheme="majorHAnsi" w:hAnsiTheme="majorHAnsi" w:cstheme="majorHAnsi"/>
+                <w:lang w:val="en-US"/>
+              </w:rPr>
+              <w:t xml:space="preserve"> // required (</w:t>
             </w:r>
             <w:proofErr w:type="spellStart"/>
             <w:r>
@@ -1901,12 +2134,21 @@
               <w:t>string|null</w:t>
             </w:r>
             <w:proofErr w:type="spellEnd"/>
+            <w:proofErr w:type="gramStart"/>
             <w:r>
               <w:rPr>
                 <w:rFonts w:asciiTheme="majorHAnsi" w:hAnsiTheme="majorHAnsi" w:cstheme="majorHAnsi"/>
                 <w:lang w:val="en-US"/>
               </w:rPr>
-              <w:t xml:space="preserve">",   // optional, RFC3339, null = </w:t>
+              <w:t xml:space="preserve">",   </w:t>
+            </w:r>
+            <w:proofErr w:type="gramEnd"/>
+            <w:r>
+              <w:rPr>
+                <w:rFonts w:asciiTheme="majorHAnsi" w:hAnsiTheme="majorHAnsi" w:cstheme="majorHAnsi"/>
+                <w:lang w:val="en-US"/>
+              </w:rPr>
+              <w:t xml:space="preserve">// optional, RFC3339, null = </w:t>
             </w:r>
             <w:r>
               <w:rPr>
@@ -1921,14 +2163,12 @@
               </w:rPr>
               <w:t xml:space="preserve"> </w:t>
             </w:r>
-            <w:proofErr w:type="spellStart"/>
             <w:r>
               <w:rPr>
                 <w:rFonts w:asciiTheme="majorHAnsi" w:hAnsiTheme="majorHAnsi" w:cstheme="majorHAnsi"/>
               </w:rPr>
               <w:t>истекает</w:t>
             </w:r>
-            <w:proofErr w:type="spellEnd"/>
           </w:p>
           <w:p>
             <w:pPr>
@@ -2295,7 +2535,6 @@
           <w:rFonts w:ascii="Times New Roman" w:hAnsi="Times New Roman" w:cs="Times New Roman"/>
           <w:sz w:val="28"/>
           <w:szCs w:val="28"/>
-          <w:lang w:val="en-US"/>
         </w:rPr>
       </w:pPr>
     </w:p>
@@ -2312,7 +2551,6 @@
           <w:sz w:val="28"/>
           <w:szCs w:val="28"/>
           <w:u w:val="single"/>
-          <w:lang w:val="en-US"/>
         </w:rPr>
       </w:pPr>
       <w:r>
@@ -2334,7 +2572,6 @@
           <w:sz w:val="28"/>
           <w:szCs w:val="28"/>
           <w:u w:val="single"/>
-          <w:lang w:val="en-US"/>
         </w:rPr>
         <w:t>:</w:t>
       </w:r>
@@ -2931,6 +3168,7 @@
               </w:rPr>
             </w:pPr>
             <w:proofErr w:type="spellStart"/>
+            <w:proofErr w:type="gramStart"/>
             <w:r>
               <w:rPr>
                 <w:rFonts w:asciiTheme="majorHAnsi" w:hAnsiTheme="majorHAnsi" w:cstheme="majorHAnsi"/>
@@ -2942,7 +3180,14 @@
               <w:rPr>
                 <w:rFonts w:asciiTheme="majorHAnsi" w:hAnsiTheme="majorHAnsi" w:cstheme="majorHAnsi"/>
               </w:rPr>
-              <w:t>(2)</w:t>
+              <w:t>(</w:t>
+            </w:r>
+            <w:proofErr w:type="gramEnd"/>
+            <w:r>
+              <w:rPr>
+                <w:rFonts w:asciiTheme="majorHAnsi" w:hAnsiTheme="majorHAnsi" w:cstheme="majorHAnsi"/>
+              </w:rPr>
+              <w:t>2)</w:t>
             </w:r>
           </w:p>
         </w:tc>
@@ -2957,6 +3202,7 @@
               </w:rPr>
             </w:pPr>
             <w:proofErr w:type="spellStart"/>
+            <w:proofErr w:type="gramStart"/>
             <w:r>
               <w:rPr>
                 <w:rFonts w:asciiTheme="majorHAnsi" w:hAnsiTheme="majorHAnsi" w:cstheme="majorHAnsi"/>
@@ -2968,7 +3214,14 @@
               <w:rPr>
                 <w:rFonts w:asciiTheme="majorHAnsi" w:hAnsiTheme="majorHAnsi" w:cstheme="majorHAnsi"/>
               </w:rPr>
-              <w:t>(2)</w:t>
+              <w:t>(</w:t>
+            </w:r>
+            <w:proofErr w:type="gramEnd"/>
+            <w:r>
+              <w:rPr>
+                <w:rFonts w:asciiTheme="majorHAnsi" w:hAnsiTheme="majorHAnsi" w:cstheme="majorHAnsi"/>
+              </w:rPr>
+              <w:t>2)</w:t>
             </w:r>
           </w:p>
         </w:tc>
@@ -3062,6 +3315,7 @@
               </w:rPr>
             </w:pPr>
             <w:proofErr w:type="spellStart"/>
+            <w:proofErr w:type="gramStart"/>
             <w:r>
               <w:rPr>
                 <w:rFonts w:asciiTheme="majorHAnsi" w:hAnsiTheme="majorHAnsi" w:cstheme="majorHAnsi"/>
@@ -3073,7 +3327,14 @@
               <w:rPr>
                 <w:rFonts w:asciiTheme="majorHAnsi" w:hAnsiTheme="majorHAnsi" w:cstheme="majorHAnsi"/>
               </w:rPr>
-              <w:t xml:space="preserve">(3) </w:t>
+              <w:t>(</w:t>
+            </w:r>
+            <w:proofErr w:type="gramEnd"/>
+            <w:r>
+              <w:rPr>
+                <w:rFonts w:asciiTheme="majorHAnsi" w:hAnsiTheme="majorHAnsi" w:cstheme="majorHAnsi"/>
+              </w:rPr>
+              <w:t xml:space="preserve">3) </w:t>
             </w:r>
             <w:proofErr w:type="spellStart"/>
             <w:r>
@@ -3215,6 +3476,7 @@
               </w:rPr>
             </w:pPr>
             <w:proofErr w:type="spellStart"/>
+            <w:proofErr w:type="gramStart"/>
             <w:r>
               <w:rPr>
                 <w:rFonts w:asciiTheme="majorHAnsi" w:hAnsiTheme="majorHAnsi" w:cstheme="majorHAnsi"/>
@@ -3226,7 +3488,14 @@
               <w:rPr>
                 <w:rFonts w:asciiTheme="majorHAnsi" w:hAnsiTheme="majorHAnsi" w:cstheme="majorHAnsi"/>
               </w:rPr>
-              <w:t>(10,2) (</w:t>
+              <w:t>(</w:t>
+            </w:r>
+            <w:proofErr w:type="gramEnd"/>
+            <w:r>
+              <w:rPr>
+                <w:rFonts w:asciiTheme="majorHAnsi" w:hAnsiTheme="majorHAnsi" w:cstheme="majorHAnsi"/>
+              </w:rPr>
+              <w:t>10,2) (</w:t>
             </w:r>
             <w:proofErr w:type="spellStart"/>
             <w:r>
@@ -3684,54 +3953,33 @@
                 <w:rFonts w:asciiTheme="majorHAnsi" w:hAnsiTheme="majorHAnsi" w:cstheme="majorHAnsi"/>
                 <w:lang w:val="en-US"/>
               </w:rPr>
-              <w:t>Blocked</w:t>
+              <w:t xml:space="preserve">Blocked (406 Not Acceptable: client </w:t>
+            </w:r>
+            <w:r>
+              <w:rPr>
+                <w:rFonts w:asciiTheme="majorHAnsi" w:hAnsiTheme="majorHAnsi" w:cstheme="majorHAnsi"/>
+              </w:rPr>
+              <w:t>не</w:t>
             </w:r>
             <w:r>
               <w:rPr>
                 <w:rFonts w:asciiTheme="majorHAnsi" w:hAnsiTheme="majorHAnsi" w:cstheme="majorHAnsi"/>
                 <w:lang w:val="en-US"/>
               </w:rPr>
-              <w:t xml:space="preserve"> (</w:t>
+              <w:t xml:space="preserve"> </w:t>
+            </w:r>
+            <w:r>
+              <w:rPr>
+                <w:rFonts w:asciiTheme="majorHAnsi" w:hAnsiTheme="majorHAnsi" w:cstheme="majorHAnsi"/>
+              </w:rPr>
+              <w:t>поддерживает</w:t>
             </w:r>
             <w:r>
               <w:rPr>
                 <w:rFonts w:asciiTheme="majorHAnsi" w:hAnsiTheme="majorHAnsi" w:cstheme="majorHAnsi"/>
                 <w:lang w:val="en-US"/>
               </w:rPr>
-              <w:t xml:space="preserve">406 Not Acceptable: client </w:t>
-            </w:r>
-            <w:r>
-              <w:rPr>
-                <w:rFonts w:asciiTheme="majorHAnsi" w:hAnsiTheme="majorHAnsi" w:cstheme="majorHAnsi"/>
-              </w:rPr>
-              <w:t>не</w:t>
-            </w:r>
-            <w:r>
-              <w:rPr>
-                <w:rFonts w:asciiTheme="majorHAnsi" w:hAnsiTheme="majorHAnsi" w:cstheme="majorHAnsi"/>
-                <w:lang w:val="en-US"/>
-              </w:rPr>
-              <w:t xml:space="preserve"> </w:t>
-            </w:r>
-            <w:r>
-              <w:rPr>
-                <w:rFonts w:asciiTheme="majorHAnsi" w:hAnsiTheme="majorHAnsi" w:cstheme="majorHAnsi"/>
-              </w:rPr>
-              <w:t>поддерживает</w:t>
-            </w:r>
-            <w:r>
-              <w:rPr>
-                <w:rFonts w:asciiTheme="majorHAnsi" w:hAnsiTheme="majorHAnsi" w:cstheme="majorHAnsi"/>
-                <w:lang w:val="en-US"/>
-              </w:rPr>
-              <w:t xml:space="preserve"> credits</w:t>
-            </w:r>
-            <w:r>
-              <w:rPr>
-                <w:rFonts w:asciiTheme="majorHAnsi" w:hAnsiTheme="majorHAnsi" w:cstheme="majorHAnsi"/>
-                <w:lang w:val="en-US"/>
-              </w:rPr>
-              <w:t>)</w:t>
+              <w:t xml:space="preserve"> credits)</w:t>
             </w:r>
           </w:p>
         </w:tc>
@@ -4107,23 +4355,7 @@
           <w:sz w:val="28"/>
           <w:szCs w:val="28"/>
         </w:rPr>
-        <w:t xml:space="preserve">Сервер </w:t>
-      </w:r>
-      <w:r>
-        <w:rPr>
-          <w:rFonts w:ascii="Times New Roman" w:hAnsi="Times New Roman" w:cs="Times New Roman"/>
-          <w:sz w:val="28"/>
-          <w:szCs w:val="28"/>
-        </w:rPr>
-        <w:t xml:space="preserve">в каждом запросе </w:t>
-      </w:r>
-      <w:r>
-        <w:rPr>
-          <w:rFonts w:ascii="Times New Roman" w:hAnsi="Times New Roman" w:cs="Times New Roman"/>
-          <w:sz w:val="28"/>
-          <w:szCs w:val="28"/>
-        </w:rPr>
-        <w:t>отвечает</w:t>
+        <w:t>Сервер в каждом запросе отвечает</w:t>
       </w:r>
       <w:r>
         <w:rPr>
@@ -4208,6 +4440,7 @@
           <w:rFonts w:ascii="Times New Roman" w:hAnsi="Times New Roman" w:cs="Times New Roman"/>
           <w:sz w:val="28"/>
           <w:szCs w:val="28"/>
+          <w:lang w:val="en-US"/>
         </w:rPr>
       </w:pPr>
     </w:p>
@@ -4250,7 +4483,6 @@
           <w:rFonts w:ascii="Times New Roman" w:hAnsi="Times New Roman" w:cs="Times New Roman"/>
           <w:sz w:val="28"/>
           <w:szCs w:val="28"/>
-          <w:lang w:val="en-US"/>
         </w:rPr>
       </w:pPr>
       <w:r>
@@ -4295,15 +4527,7 @@
           <w:sz w:val="28"/>
           <w:szCs w:val="28"/>
         </w:rPr>
-        <w:t>:</w:t>
-      </w:r>
-      <w:r>
-        <w:rPr>
-          <w:rFonts w:ascii="Times New Roman" w:hAnsi="Times New Roman" w:cs="Times New Roman"/>
-          <w:sz w:val="28"/>
-          <w:szCs w:val="28"/>
-        </w:rPr>
-        <w:t xml:space="preserve"> </w:t>
+        <w:t xml:space="preserve">: </w:t>
       </w:r>
       <w:r>
         <w:rPr>
@@ -4401,7 +4625,6 @@
           <w:rFonts w:ascii="Times New Roman" w:hAnsi="Times New Roman" w:cs="Times New Roman"/>
           <w:sz w:val="28"/>
           <w:szCs w:val="28"/>
-          <w:lang w:val="en-US"/>
         </w:rPr>
       </w:pPr>
       <w:r>
@@ -5236,7 +5459,27 @@
           <w:szCs w:val="28"/>
           <w:lang w:val="en-US"/>
         </w:rPr>
-        <w:t xml:space="preserve"> DECIMAL(10,2) (default = NULL)</w:t>
+        <w:t xml:space="preserve"> </w:t>
+      </w:r>
+      <w:proofErr w:type="gramStart"/>
+      <w:r>
+        <w:rPr>
+          <w:rFonts w:ascii="Times New Roman" w:hAnsi="Times New Roman" w:cs="Times New Roman"/>
+          <w:sz w:val="28"/>
+          <w:szCs w:val="28"/>
+          <w:lang w:val="en-US"/>
+        </w:rPr>
+        <w:t>DECIMAL(</w:t>
+      </w:r>
+      <w:proofErr w:type="gramEnd"/>
+      <w:r>
+        <w:rPr>
+          <w:rFonts w:ascii="Times New Roman" w:hAnsi="Times New Roman" w:cs="Times New Roman"/>
+          <w:sz w:val="28"/>
+          <w:szCs w:val="28"/>
+          <w:lang w:val="en-US"/>
+        </w:rPr>
+        <w:t>10,2) (default = NULL)</w:t>
       </w:r>
     </w:p>
     <w:p>
@@ -5662,23 +5905,13 @@
           <w:szCs w:val="28"/>
         </w:rPr>
       </w:pPr>
-      <w:proofErr w:type="spellStart"/>
-      <w:r>
-        <w:rPr>
-          <w:rFonts w:ascii="Times New Roman" w:hAnsi="Times New Roman" w:cs="Times New Roman"/>
-          <w:sz w:val="28"/>
-          <w:szCs w:val="28"/>
-        </w:rPr>
-        <w:t>удаляем</w:t>
-      </w:r>
-      <w:proofErr w:type="spellEnd"/>
-      <w:r>
-        <w:rPr>
-          <w:rFonts w:ascii="Times New Roman" w:hAnsi="Times New Roman" w:cs="Times New Roman"/>
-          <w:sz w:val="28"/>
-          <w:szCs w:val="28"/>
-        </w:rPr>
-        <w:t xml:space="preserve"> </w:t>
+      <w:r>
+        <w:rPr>
+          <w:rFonts w:ascii="Times New Roman" w:hAnsi="Times New Roman" w:cs="Times New Roman"/>
+          <w:sz w:val="28"/>
+          <w:szCs w:val="28"/>
+        </w:rPr>
+        <w:t xml:space="preserve">удаляем </w:t>
       </w:r>
       <w:proofErr w:type="spellStart"/>
       <w:r>
@@ -5968,6 +6201,15 @@
           <w:szCs w:val="28"/>
         </w:rPr>
       </w:pPr>
+      <w:r>
+        <w:rPr>
+          <w:rFonts w:ascii="Times New Roman" w:hAnsi="Times New Roman" w:cs="Times New Roman"/>
+          <w:sz w:val="28"/>
+          <w:szCs w:val="28"/>
+        </w:rPr>
+        <w:lastRenderedPageBreak/>
+        <w:t xml:space="preserve">полученные </w:t>
+      </w:r>
       <w:proofErr w:type="spellStart"/>
       <w:r>
         <w:rPr>
@@ -5975,18 +6217,9 @@
           <w:sz w:val="28"/>
           <w:szCs w:val="28"/>
         </w:rPr>
-        <w:lastRenderedPageBreak/>
-        <w:t>полученные</w:t>
+        <w:t>capabilities</w:t>
       </w:r>
       <w:proofErr w:type="spellEnd"/>
-      <w:r>
-        <w:rPr>
-          <w:rFonts w:ascii="Times New Roman" w:hAnsi="Times New Roman" w:cs="Times New Roman"/>
-          <w:sz w:val="28"/>
-          <w:szCs w:val="28"/>
-        </w:rPr>
-        <w:t xml:space="preserve"> capabilities</w:t>
-      </w:r>
     </w:p>
     <w:p>
       <w:pPr>
@@ -6010,7 +6243,7 @@
           <w:sz w:val="28"/>
           <w:szCs w:val="28"/>
         </w:rPr>
-        <w:t xml:space="preserve">X-Degraded </w:t>
+        <w:t>X-</w:t>
       </w:r>
       <w:proofErr w:type="spellStart"/>
       <w:r>
@@ -6019,9 +6252,17 @@
           <w:sz w:val="28"/>
           <w:szCs w:val="28"/>
         </w:rPr>
-        <w:t>флаг</w:t>
+        <w:t>Degraded</w:t>
       </w:r>
       <w:proofErr w:type="spellEnd"/>
+      <w:r>
+        <w:rPr>
+          <w:rFonts w:ascii="Times New Roman" w:hAnsi="Times New Roman" w:cs="Times New Roman"/>
+          <w:sz w:val="28"/>
+          <w:szCs w:val="28"/>
+        </w:rPr>
+        <w:t xml:space="preserve"> флаг</w:t>
+      </w:r>
     </w:p>
     <w:p>
       <w:pPr>
@@ -7091,7 +7332,7 @@
 </file>
 
 <file path=word/numbering.xml><?xml version="1.0" encoding="utf-8"?>
-<w:numbering xmlns:wpc="http://schemas.microsoft.com/office/word/2010/wordprocessingCanvas" xmlns:cx="http://schemas.microsoft.com/office/drawing/2014/chartex" xmlns:cx1="http://schemas.microsoft.com/office/drawing/2015/9/8/chartex" xmlns:cx2="http://schemas.microsoft.com/office/drawing/2015/10/21/chartex" xmlns:cx3="http://schemas.microsoft.com/office/drawing/2016/5/9/chartex" xmlns:cx4="http://schemas.microsoft.com/office/drawing/2016/5/10/chartex" xmlns:cx5="http://schemas.microsoft.com/office/drawing/2016/5/11/chartex" xmlns:cx6="http://schemas.microsoft.com/office/drawing/2016/5/12/chartex" xmlns:cx7="http://schemas.microsoft.com/office/drawing/2016/5/13/chartex" xmlns:cx8="http://schemas.microsoft.com/office/drawing/2016/5/14/chartex" xmlns:mc="http://schemas.openxmlformats.org/markup-compatibility/2006" xmlns:aink="http://schemas.microsoft.com/office/drawing/2016/ink" xmlns:am3d="http://schemas.microsoft.com/office/drawing/2017/model3d" xmlns:o="urn:schemas-microsoft-com:office:office" xmlns:oel="http://schemas.microsoft.com/office/2019/extlst" xmlns:r="http://schemas.openxmlformats.org/officeDocument/2006/relationships" xmlns:m="http://schemas.openxmlformats.org/officeDocument/2006/math" xmlns:v="urn:schemas-microsoft-com:vml" xmlns:wp14="http://schemas.microsoft.com/office/word/2010/wordprocessingDrawing" xmlns:wp="http://schemas.openxmlformats.org/drawingml/2006/wordprocessingDrawing" xmlns:w10="urn:schemas-microsoft-com:office:word" xmlns:w="http://schemas.openxmlformats.org/wordprocessingml/2006/main" xmlns:w14="http://schemas.microsoft.com/office/word/2010/wordml" xmlns:w15="http://schemas.microsoft.com/office/word/2012/wordml" xmlns:w16cex="http://schemas.microsoft.com/office/word/2018/wordml/cex" xmlns:w16cid="http://schemas.microsoft.com/office/word/2016/wordml/cid" xmlns:w16="http://schemas.microsoft.com/office/word/2018/wordml" xmlns:w16sdtdh="http://schemas.microsoft.com/office/word/2020/wordml/sdtdatahash" xmlns:w16se="http://schemas.microsoft.com/office/word/2015/wordml/symex" xmlns:wpg="http://schemas.microsoft.com/office/word/2010/wordprocessingGroup" xmlns:wpi="http://schemas.microsoft.com/office/word/2010/wordprocessingInk" xmlns:wne="http://schemas.microsoft.com/office/word/2006/wordml" xmlns:wps="http://schemas.microsoft.com/office/word/2010/wordprocessingShape" mc:Ignorable="w14 w15 w16se w16cid w16 w16cex w16sdtdh wp14">
+<w:numbering xmlns:wpc="http://schemas.microsoft.com/office/word/2010/wordprocessingCanvas" xmlns:cx="http://schemas.microsoft.com/office/drawing/2014/chartex" xmlns:cx1="http://schemas.microsoft.com/office/drawing/2015/9/8/chartex" xmlns:cx2="http://schemas.microsoft.com/office/drawing/2015/10/21/chartex" xmlns:cx3="http://schemas.microsoft.com/office/drawing/2016/5/9/chartex" xmlns:cx4="http://schemas.microsoft.com/office/drawing/2016/5/10/chartex" xmlns:cx5="http://schemas.microsoft.com/office/drawing/2016/5/11/chartex" xmlns:cx6="http://schemas.microsoft.com/office/drawing/2016/5/12/chartex" xmlns:cx7="http://schemas.microsoft.com/office/drawing/2016/5/13/chartex" xmlns:cx8="http://schemas.microsoft.com/office/drawing/2016/5/14/chartex" xmlns:mc="http://schemas.openxmlformats.org/markup-compatibility/2006" xmlns:aink="http://schemas.microsoft.com/office/drawing/2016/ink" xmlns:am3d="http://schemas.microsoft.com/office/drawing/2017/model3d" xmlns:o="urn:schemas-microsoft-com:office:office" xmlns:oel="http://schemas.microsoft.com/office/2019/extlst" xmlns:r="http://schemas.openxmlformats.org/officeDocument/2006/relationships" xmlns:m="http://schemas.openxmlformats.org/officeDocument/2006/math" xmlns:v="urn:schemas-microsoft-com:vml" xmlns:wp14="http://schemas.microsoft.com/office/word/2010/wordprocessingDrawing" xmlns:wp="http://schemas.openxmlformats.org/drawingml/2006/wordprocessingDrawing" xmlns:w10="urn:schemas-microsoft-com:office:word" xmlns:w="http://schemas.openxmlformats.org/wordprocessingml/2006/main" xmlns:w14="http://schemas.microsoft.com/office/word/2010/wordml" xmlns:w15="http://schemas.microsoft.com/office/word/2012/wordml" xmlns:w16cex="http://schemas.microsoft.com/office/word/2018/wordml/cex" xmlns:w16cid="http://schemas.microsoft.com/office/word/2016/wordml/cid" xmlns:w16="http://schemas.microsoft.com/office/word/2018/wordml" xmlns:w16du="http://schemas.microsoft.com/office/word/2023/wordml/word16du" xmlns:w16sdtdh="http://schemas.microsoft.com/office/word/2020/wordml/sdtdatahash" xmlns:w16sdtfl="http://schemas.microsoft.com/office/word/2024/wordml/sdtformatlock" xmlns:w16se="http://schemas.microsoft.com/office/word/2015/wordml/symex" xmlns:wpg="http://schemas.microsoft.com/office/word/2010/wordprocessingGroup" xmlns:wpi="http://schemas.microsoft.com/office/word/2010/wordprocessingInk" xmlns:wne="http://schemas.microsoft.com/office/word/2006/wordml" xmlns:wps="http://schemas.microsoft.com/office/word/2010/wordprocessingShape" mc:Ignorable="w14 w15 w16se w16cid w16 w16cex w16sdtdh w16sdtfl w16du wp14">
   <w:abstractNum w:abstractNumId="0" w15:restartNumberingAfterBreak="0">
     <w:nsid w:val="05B64213"/>
     <w:multiLevelType w:val="hybridMultilevel"/>
@@ -10382,7 +10623,7 @@
 </file>
 
 <file path=word/styles.xml><?xml version="1.0" encoding="utf-8"?>
-<w:styles xmlns:mc="http://schemas.openxmlformats.org/markup-compatibility/2006" xmlns:r="http://schemas.openxmlformats.org/officeDocument/2006/relationships" xmlns:w="http://schemas.openxmlformats.org/wordprocessingml/2006/main" xmlns:w14="http://schemas.microsoft.com/office/word/2010/wordml" xmlns:w15="http://schemas.microsoft.com/office/word/2012/wordml" xmlns:w16cex="http://schemas.microsoft.com/office/word/2018/wordml/cex" xmlns:w16cid="http://schemas.microsoft.com/office/word/2016/wordml/cid" xmlns:w16="http://schemas.microsoft.com/office/word/2018/wordml" xmlns:w16sdtdh="http://schemas.microsoft.com/office/word/2020/wordml/sdtdatahash" xmlns:w16se="http://schemas.microsoft.com/office/word/2015/wordml/symex" mc:Ignorable="w14 w15 w16se w16cid w16 w16cex w16sdtdh">
+<w:styles xmlns:mc="http://schemas.openxmlformats.org/markup-compatibility/2006" xmlns:r="http://schemas.openxmlformats.org/officeDocument/2006/relationships" xmlns:w="http://schemas.openxmlformats.org/wordprocessingml/2006/main" xmlns:w14="http://schemas.microsoft.com/office/word/2010/wordml" xmlns:w15="http://schemas.microsoft.com/office/word/2012/wordml" xmlns:w16cex="http://schemas.microsoft.com/office/word/2018/wordml/cex" xmlns:w16cid="http://schemas.microsoft.com/office/word/2016/wordml/cid" xmlns:w16="http://schemas.microsoft.com/office/word/2018/wordml" xmlns:w16du="http://schemas.microsoft.com/office/word/2023/wordml/word16du" xmlns:w16sdtdh="http://schemas.microsoft.com/office/word/2020/wordml/sdtdatahash" xmlns:w16sdtfl="http://schemas.microsoft.com/office/word/2024/wordml/sdtformatlock" xmlns:w16se="http://schemas.microsoft.com/office/word/2015/wordml/symex" mc:Ignorable="w14 w15 w16se w16cid w16 w16cex w16sdtdh w16sdtfl w16du">
   <w:docDefaults>
     <w:rPrDefault>
       <w:rPr>
@@ -10985,6 +11226,7 @@
   <w:style w:type="character" w:default="1" w:styleId="a0">
     <w:name w:val="Default Paragraph Font"/>
     <w:uiPriority w:val="1"/>
+    <w:semiHidden/>
     <w:unhideWhenUsed/>
   </w:style>
   <w:style w:type="table" w:default="1" w:styleId="a1">
